--- a/Vedant_Mathur_ProjectReport.docx
+++ b/Vedant_Mathur_ProjectReport.docx
@@ -3449,7 +3449,7 @@
           <w:sz w:val="22"/>
           <w:szCs w:val="22"/>
         </w:rPr>
-        <w:t xml:space="preserve">All three models are very precise (above 0.91), which means that when they raise an alarm it is almost always a real attack. The Random Forest is the most precise at 0.967. The Isolation Forest has the best accuracy, recall and F1-score. The Random Forest missed about 39% of the attacks in the test file.</w:t>
+        <w:t xml:space="preserve">All three models are very precise (above 0.91), which means that when they raise an alarm it is almost always a real attack. The Random Forest is the most precise at 0.967. The Isolation Forest has the best accuracy, recall and F1-score at the setting used (see Section 9.2 for how this depends on its strictness setting). The Random Forest missed about 39% of the attacks in the test file.</w:t>
       </w:r>
     </w:p>
     <w:p>
@@ -4671,17 +4671,6 @@
     </w:p>
     <w:p>
       <w:pPr>
-        <w:pStyle w:val="Heading2"/>
-      </w:pPr>
-      <w:r>
-        <w:rPr>
-          <w:rFonts w:ascii="Arial" w:cs="Arial" w:eastAsia="Arial" w:hAnsi="Arial"/>
-        </w:rPr>
-        <w:t xml:space="preserve">9.2 Which features matter most?</w:t>
-      </w:r>
-    </w:p>
-    <w:p>
-      <w:pPr>
         <w:spacing w:after="140" w:line="300"/>
         <w:jc w:val="both"/>
       </w:pPr>
@@ -4691,7 +4680,795 @@
           <w:sz w:val="22"/>
           <w:szCs w:val="22"/>
         </w:rPr>
-        <w:t xml:space="preserve">A good security tool must be explainable. The Random Forest can report how much each feature influenced its decisions. The most important features were src_bytes (data sent by the source), dst_bytes (data returned), flag_SF (whether the connection finished normally), dst_host_same_srv_rate and dst_host_srv_count (how many recent connections went to the same service). These are sensible signals: attacks such as floods and scans produce unusual traffic volumes and unusual connection statuses.</w:t>
+        <w:t xml:space="preserve">In the notebook, 17 of the attack names in the test file never appear in the training file, which supports this explanation. Part of the gap also comes from the test file having a different mix of traffic, and a random split of the training file is an easy test because it contains many similar records, so 99.9% should be read as an upper bound.</w:t>
+      </w:r>
+    </w:p>
+    <w:p>
+      <w:pPr>
+        <w:pStyle w:val="Heading2"/>
+      </w:pPr>
+      <w:r>
+        <w:rPr>
+          <w:rFonts w:ascii="Arial" w:cs="Arial" w:eastAsia="Arial" w:hAnsi="Arial"/>
+        </w:rPr>
+        <w:t xml:space="preserve">9.2 How strict should the Isolation Forest be?</w:t>
+      </w:r>
+    </w:p>
+    <w:p>
+      <w:pPr>
+        <w:spacing w:after="140" w:line="300"/>
+        <w:jc w:val="both"/>
+      </w:pPr>
+      <w:r>
+        <w:rPr>
+          <w:rFonts w:ascii="Arial" w:cs="Arial" w:eastAsia="Arial" w:hAnsi="Arial"/>
+          <w:sz w:val="22"/>
+          <w:szCs w:val="22"/>
+        </w:rPr>
+        <w:t xml:space="preserve">The Isolation Forest never sees an attack during training. Its contamination setting is the share of normal training traffic that it is allowed to flag as unusual, in other words the false-alarm budget. This setting was chosen in advance (5%) and was not tuned on the test set. The table below shows the trade-off: a stricter guard catches more attacks (higher recall) but raises more false alarms (lower precision). With the very strict 0.01 setting the Isolation Forest is slightly worse than the Random Forest on accuracy, so the statement that it performs best depends on the setting, and in a real deployment the setting would follow the false-alarm rate that the security team can tolerate.</w:t>
+      </w:r>
+    </w:p>
+    <w:tbl>
+      <w:tblPr>
+        <w:tblW w:type="dxa" w:w="9026"/>
+        <w:tblBorders>
+          <w:top w:val="single" w:color="auto" w:sz="4"/>
+          <w:left w:val="single" w:color="auto" w:sz="4"/>
+          <w:bottom w:val="single" w:color="auto" w:sz="4"/>
+          <w:right w:val="single" w:color="auto" w:sz="4"/>
+          <w:insideH w:val="single" w:color="auto" w:sz="4"/>
+          <w:insideV w:val="single" w:color="auto" w:sz="4"/>
+        </w:tblBorders>
+      </w:tblPr>
+      <w:tblGrid>
+        <w:gridCol w:w="2026"/>
+        <w:gridCol w:w="2333"/>
+        <w:gridCol w:w="2333"/>
+        <w:gridCol w:w="2334"/>
+      </w:tblGrid>
+      <w:tr>
+        <w:trPr>
+          <w:cantSplit/>
+          <w:tblHeader/>
+        </w:trPr>
+        <w:tc>
+          <w:tcPr>
+            <w:tcW w:type="dxa" w:w="2026"/>
+            <w:tcBorders>
+              <w:top w:val="single" w:color="BFBFBF" w:sz="4"/>
+              <w:left w:val="single" w:color="BFBFBF" w:sz="4"/>
+              <w:bottom w:val="single" w:color="BFBFBF" w:sz="4"/>
+              <w:right w:val="single" w:color="BFBFBF" w:sz="4"/>
+            </w:tcBorders>
+            <w:shd w:fill="1F3A5F" w:color="auto" w:val="clear"/>
+            <w:tcMar>
+              <w:top w:type="dxa" w:w="80"/>
+              <w:left w:type="dxa" w:w="120"/>
+              <w:bottom w:type="dxa" w:w="80"/>
+              <w:right w:type="dxa" w:w="120"/>
+            </w:tcMar>
+          </w:tcPr>
+          <w:p>
+            <w:pPr>
+              <w:keepNext/>
+              <w:keepLines/>
+              <w:jc w:val="left"/>
+            </w:pPr>
+            <w:r>
+              <w:rPr>
+                <w:rFonts w:ascii="Arial" w:cs="Arial" w:eastAsia="Arial" w:hAnsi="Arial"/>
+                <w:b/>
+                <w:bCs/>
+                <w:color w:val="FFFFFF"/>
+                <w:sz w:val="20"/>
+                <w:szCs w:val="20"/>
+              </w:rPr>
+              <w:t xml:space="preserve">Contamination</w:t>
+            </w:r>
+          </w:p>
+        </w:tc>
+        <w:tc>
+          <w:tcPr>
+            <w:tcW w:type="dxa" w:w="2333"/>
+            <w:tcBorders>
+              <w:top w:val="single" w:color="BFBFBF" w:sz="4"/>
+              <w:left w:val="single" w:color="BFBFBF" w:sz="4"/>
+              <w:bottom w:val="single" w:color="BFBFBF" w:sz="4"/>
+              <w:right w:val="single" w:color="BFBFBF" w:sz="4"/>
+            </w:tcBorders>
+            <w:shd w:fill="1F3A5F" w:color="auto" w:val="clear"/>
+            <w:tcMar>
+              <w:top w:type="dxa" w:w="80"/>
+              <w:left w:type="dxa" w:w="120"/>
+              <w:bottom w:type="dxa" w:w="80"/>
+              <w:right w:type="dxa" w:w="120"/>
+            </w:tcMar>
+          </w:tcPr>
+          <w:p>
+            <w:pPr>
+              <w:keepNext/>
+              <w:keepLines/>
+              <w:jc w:val="center"/>
+            </w:pPr>
+            <w:r>
+              <w:rPr>
+                <w:rFonts w:ascii="Arial" w:cs="Arial" w:eastAsia="Arial" w:hAnsi="Arial"/>
+                <w:b/>
+                <w:bCs/>
+                <w:color w:val="FFFFFF"/>
+                <w:sz w:val="20"/>
+                <w:szCs w:val="20"/>
+              </w:rPr>
+              <w:t xml:space="preserve">Accuracy</w:t>
+            </w:r>
+          </w:p>
+        </w:tc>
+        <w:tc>
+          <w:tcPr>
+            <w:tcW w:type="dxa" w:w="2333"/>
+            <w:tcBorders>
+              <w:top w:val="single" w:color="BFBFBF" w:sz="4"/>
+              <w:left w:val="single" w:color="BFBFBF" w:sz="4"/>
+              <w:bottom w:val="single" w:color="BFBFBF" w:sz="4"/>
+              <w:right w:val="single" w:color="BFBFBF" w:sz="4"/>
+            </w:tcBorders>
+            <w:shd w:fill="1F3A5F" w:color="auto" w:val="clear"/>
+            <w:tcMar>
+              <w:top w:type="dxa" w:w="80"/>
+              <w:left w:type="dxa" w:w="120"/>
+              <w:bottom w:type="dxa" w:w="80"/>
+              <w:right w:type="dxa" w:w="120"/>
+            </w:tcMar>
+          </w:tcPr>
+          <w:p>
+            <w:pPr>
+              <w:keepNext/>
+              <w:keepLines/>
+              <w:jc w:val="center"/>
+            </w:pPr>
+            <w:r>
+              <w:rPr>
+                <w:rFonts w:ascii="Arial" w:cs="Arial" w:eastAsia="Arial" w:hAnsi="Arial"/>
+                <w:b/>
+                <w:bCs/>
+                <w:color w:val="FFFFFF"/>
+                <w:sz w:val="20"/>
+                <w:szCs w:val="20"/>
+              </w:rPr>
+              <w:t xml:space="preserve">Precision</w:t>
+            </w:r>
+          </w:p>
+        </w:tc>
+        <w:tc>
+          <w:tcPr>
+            <w:tcW w:type="dxa" w:w="2334"/>
+            <w:tcBorders>
+              <w:top w:val="single" w:color="BFBFBF" w:sz="4"/>
+              <w:left w:val="single" w:color="BFBFBF" w:sz="4"/>
+              <w:bottom w:val="single" w:color="BFBFBF" w:sz="4"/>
+              <w:right w:val="single" w:color="BFBFBF" w:sz="4"/>
+            </w:tcBorders>
+            <w:shd w:fill="1F3A5F" w:color="auto" w:val="clear"/>
+            <w:tcMar>
+              <w:top w:type="dxa" w:w="80"/>
+              <w:left w:type="dxa" w:w="120"/>
+              <w:bottom w:type="dxa" w:w="80"/>
+              <w:right w:type="dxa" w:w="120"/>
+            </w:tcMar>
+          </w:tcPr>
+          <w:p>
+            <w:pPr>
+              <w:keepNext/>
+              <w:keepLines/>
+              <w:jc w:val="center"/>
+            </w:pPr>
+            <w:r>
+              <w:rPr>
+                <w:rFonts w:ascii="Arial" w:cs="Arial" w:eastAsia="Arial" w:hAnsi="Arial"/>
+                <w:b/>
+                <w:bCs/>
+                <w:color w:val="FFFFFF"/>
+                <w:sz w:val="20"/>
+                <w:szCs w:val="20"/>
+              </w:rPr>
+              <w:t xml:space="preserve">Recall</w:t>
+            </w:r>
+          </w:p>
+        </w:tc>
+      </w:tr>
+      <w:tr>
+        <w:trPr>
+          <w:cantSplit/>
+        </w:trPr>
+        <w:tc>
+          <w:tcPr>
+            <w:tcW w:type="dxa" w:w="2026"/>
+            <w:tcBorders>
+              <w:top w:val="single" w:color="BFBFBF" w:sz="4"/>
+              <w:left w:val="single" w:color="BFBFBF" w:sz="4"/>
+              <w:bottom w:val="single" w:color="BFBFBF" w:sz="4"/>
+              <w:right w:val="single" w:color="BFBFBF" w:sz="4"/>
+            </w:tcBorders>
+            <w:tcMar>
+              <w:top w:type="dxa" w:w="80"/>
+              <w:left w:type="dxa" w:w="120"/>
+              <w:bottom w:type="dxa" w:w="80"/>
+              <w:right w:type="dxa" w:w="120"/>
+            </w:tcMar>
+          </w:tcPr>
+          <w:p>
+            <w:pPr>
+              <w:keepNext/>
+              <w:keepLines/>
+              <w:jc w:val="left"/>
+            </w:pPr>
+            <w:r>
+              <w:rPr>
+                <w:rFonts w:ascii="Arial" w:cs="Arial" w:eastAsia="Arial" w:hAnsi="Arial"/>
+                <w:b w:val="false"/>
+                <w:bCs w:val="false"/>
+                <w:sz w:val="20"/>
+                <w:szCs w:val="20"/>
+              </w:rPr>
+              <w:t xml:space="preserve">0.01</w:t>
+            </w:r>
+          </w:p>
+        </w:tc>
+        <w:tc>
+          <w:tcPr>
+            <w:tcW w:type="dxa" w:w="2333"/>
+            <w:tcBorders>
+              <w:top w:val="single" w:color="BFBFBF" w:sz="4"/>
+              <w:left w:val="single" w:color="BFBFBF" w:sz="4"/>
+              <w:bottom w:val="single" w:color="BFBFBF" w:sz="4"/>
+              <w:right w:val="single" w:color="BFBFBF" w:sz="4"/>
+            </w:tcBorders>
+            <w:tcMar>
+              <w:top w:type="dxa" w:w="80"/>
+              <w:left w:type="dxa" w:w="120"/>
+              <w:bottom w:type="dxa" w:w="80"/>
+              <w:right w:type="dxa" w:w="120"/>
+            </w:tcMar>
+          </w:tcPr>
+          <w:p>
+            <w:pPr>
+              <w:keepNext/>
+              <w:keepLines/>
+              <w:jc w:val="center"/>
+            </w:pPr>
+            <w:r>
+              <w:rPr>
+                <w:rFonts w:ascii="Arial" w:cs="Arial" w:eastAsia="Arial" w:hAnsi="Arial"/>
+                <w:b w:val="false"/>
+                <w:bCs w:val="false"/>
+                <w:sz w:val="20"/>
+                <w:szCs w:val="20"/>
+              </w:rPr>
+              <w:t xml:space="preserve">0.7515</w:t>
+            </w:r>
+          </w:p>
+        </w:tc>
+        <w:tc>
+          <w:tcPr>
+            <w:tcW w:type="dxa" w:w="2333"/>
+            <w:tcBorders>
+              <w:top w:val="single" w:color="BFBFBF" w:sz="4"/>
+              <w:left w:val="single" w:color="BFBFBF" w:sz="4"/>
+              <w:bottom w:val="single" w:color="BFBFBF" w:sz="4"/>
+              <w:right w:val="single" w:color="BFBFBF" w:sz="4"/>
+            </w:tcBorders>
+            <w:tcMar>
+              <w:top w:type="dxa" w:w="80"/>
+              <w:left w:type="dxa" w:w="120"/>
+              <w:bottom w:type="dxa" w:w="80"/>
+              <w:right w:type="dxa" w:w="120"/>
+            </w:tcMar>
+          </w:tcPr>
+          <w:p>
+            <w:pPr>
+              <w:keepNext/>
+              <w:keepLines/>
+              <w:jc w:val="center"/>
+            </w:pPr>
+            <w:r>
+              <w:rPr>
+                <w:rFonts w:ascii="Arial" w:cs="Arial" w:eastAsia="Arial" w:hAnsi="Arial"/>
+                <w:b w:val="false"/>
+                <w:bCs w:val="false"/>
+                <w:sz w:val="20"/>
+                <w:szCs w:val="20"/>
+              </w:rPr>
+              <w:t xml:space="preserve">0.9824</w:t>
+            </w:r>
+          </w:p>
+        </w:tc>
+        <w:tc>
+          <w:tcPr>
+            <w:tcW w:type="dxa" w:w="2334"/>
+            <w:tcBorders>
+              <w:top w:val="single" w:color="BFBFBF" w:sz="4"/>
+              <w:left w:val="single" w:color="BFBFBF" w:sz="4"/>
+              <w:bottom w:val="single" w:color="BFBFBF" w:sz="4"/>
+              <w:right w:val="single" w:color="BFBFBF" w:sz="4"/>
+            </w:tcBorders>
+            <w:tcMar>
+              <w:top w:type="dxa" w:w="80"/>
+              <w:left w:type="dxa" w:w="120"/>
+              <w:bottom w:type="dxa" w:w="80"/>
+              <w:right w:type="dxa" w:w="120"/>
+            </w:tcMar>
+          </w:tcPr>
+          <w:p>
+            <w:pPr>
+              <w:keepNext/>
+              <w:keepLines/>
+              <w:jc w:val="center"/>
+            </w:pPr>
+            <w:r>
+              <w:rPr>
+                <w:rFonts w:ascii="Arial" w:cs="Arial" w:eastAsia="Arial" w:hAnsi="Arial"/>
+                <w:b w:val="false"/>
+                <w:bCs w:val="false"/>
+                <w:sz w:val="20"/>
+                <w:szCs w:val="20"/>
+              </w:rPr>
+              <w:t xml:space="preserve">0.5738</w:t>
+            </w:r>
+          </w:p>
+        </w:tc>
+      </w:tr>
+      <w:tr>
+        <w:trPr>
+          <w:cantSplit/>
+        </w:trPr>
+        <w:tc>
+          <w:tcPr>
+            <w:tcW w:type="dxa" w:w="2026"/>
+            <w:tcBorders>
+              <w:top w:val="single" w:color="BFBFBF" w:sz="4"/>
+              <w:left w:val="single" w:color="BFBFBF" w:sz="4"/>
+              <w:bottom w:val="single" w:color="BFBFBF" w:sz="4"/>
+              <w:right w:val="single" w:color="BFBFBF" w:sz="4"/>
+            </w:tcBorders>
+            <w:tcMar>
+              <w:top w:type="dxa" w:w="80"/>
+              <w:left w:type="dxa" w:w="120"/>
+              <w:bottom w:type="dxa" w:w="80"/>
+              <w:right w:type="dxa" w:w="120"/>
+            </w:tcMar>
+          </w:tcPr>
+          <w:p>
+            <w:pPr>
+              <w:keepNext/>
+              <w:keepLines/>
+              <w:jc w:val="left"/>
+            </w:pPr>
+            <w:r>
+              <w:rPr>
+                <w:rFonts w:ascii="Arial" w:cs="Arial" w:eastAsia="Arial" w:hAnsi="Arial"/>
+                <w:b w:val="false"/>
+                <w:bCs w:val="false"/>
+                <w:sz w:val="20"/>
+                <w:szCs w:val="20"/>
+              </w:rPr>
+              <w:t xml:space="preserve">0.05 (used)</w:t>
+            </w:r>
+          </w:p>
+        </w:tc>
+        <w:tc>
+          <w:tcPr>
+            <w:tcW w:type="dxa" w:w="2333"/>
+            <w:tcBorders>
+              <w:top w:val="single" w:color="BFBFBF" w:sz="4"/>
+              <w:left w:val="single" w:color="BFBFBF" w:sz="4"/>
+              <w:bottom w:val="single" w:color="BFBFBF" w:sz="4"/>
+              <w:right w:val="single" w:color="BFBFBF" w:sz="4"/>
+            </w:tcBorders>
+            <w:tcMar>
+              <w:top w:type="dxa" w:w="80"/>
+              <w:left w:type="dxa" w:w="120"/>
+              <w:bottom w:type="dxa" w:w="80"/>
+              <w:right w:type="dxa" w:w="120"/>
+            </w:tcMar>
+          </w:tcPr>
+          <w:p>
+            <w:pPr>
+              <w:keepNext/>
+              <w:keepLines/>
+              <w:jc w:val="center"/>
+            </w:pPr>
+            <w:r>
+              <w:rPr>
+                <w:rFonts w:ascii="Arial" w:cs="Arial" w:eastAsia="Arial" w:hAnsi="Arial"/>
+                <w:b w:val="false"/>
+                <w:bCs w:val="false"/>
+                <w:sz w:val="20"/>
+                <w:szCs w:val="20"/>
+              </w:rPr>
+              <w:t xml:space="preserve">0.7884</w:t>
+            </w:r>
+          </w:p>
+        </w:tc>
+        <w:tc>
+          <w:tcPr>
+            <w:tcW w:type="dxa" w:w="2333"/>
+            <w:tcBorders>
+              <w:top w:val="single" w:color="BFBFBF" w:sz="4"/>
+              <w:left w:val="single" w:color="BFBFBF" w:sz="4"/>
+              <w:bottom w:val="single" w:color="BFBFBF" w:sz="4"/>
+              <w:right w:val="single" w:color="BFBFBF" w:sz="4"/>
+            </w:tcBorders>
+            <w:tcMar>
+              <w:top w:type="dxa" w:w="80"/>
+              <w:left w:type="dxa" w:w="120"/>
+              <w:bottom w:type="dxa" w:w="80"/>
+              <w:right w:type="dxa" w:w="120"/>
+            </w:tcMar>
+          </w:tcPr>
+          <w:p>
+            <w:pPr>
+              <w:keepNext/>
+              <w:keepLines/>
+              <w:jc w:val="center"/>
+            </w:pPr>
+            <w:r>
+              <w:rPr>
+                <w:rFonts w:ascii="Arial" w:cs="Arial" w:eastAsia="Arial" w:hAnsi="Arial"/>
+                <w:b w:val="false"/>
+                <w:bCs w:val="false"/>
+                <w:sz w:val="20"/>
+                <w:szCs w:val="20"/>
+              </w:rPr>
+              <w:t xml:space="preserve">0.9365</w:t>
+            </w:r>
+          </w:p>
+        </w:tc>
+        <w:tc>
+          <w:tcPr>
+            <w:tcW w:type="dxa" w:w="2334"/>
+            <w:tcBorders>
+              <w:top w:val="single" w:color="BFBFBF" w:sz="4"/>
+              <w:left w:val="single" w:color="BFBFBF" w:sz="4"/>
+              <w:bottom w:val="single" w:color="BFBFBF" w:sz="4"/>
+              <w:right w:val="single" w:color="BFBFBF" w:sz="4"/>
+            </w:tcBorders>
+            <w:tcMar>
+              <w:top w:type="dxa" w:w="80"/>
+              <w:left w:type="dxa" w:w="120"/>
+              <w:bottom w:type="dxa" w:w="80"/>
+              <w:right w:type="dxa" w:w="120"/>
+            </w:tcMar>
+          </w:tcPr>
+          <w:p>
+            <w:pPr>
+              <w:keepNext/>
+              <w:keepLines/>
+              <w:jc w:val="center"/>
+            </w:pPr>
+            <w:r>
+              <w:rPr>
+                <w:rFonts w:ascii="Arial" w:cs="Arial" w:eastAsia="Arial" w:hAnsi="Arial"/>
+                <w:b w:val="false"/>
+                <w:bCs w:val="false"/>
+                <w:sz w:val="20"/>
+                <w:szCs w:val="20"/>
+              </w:rPr>
+              <w:t xml:space="preserve">0.6740</w:t>
+            </w:r>
+          </w:p>
+        </w:tc>
+      </w:tr>
+      <w:tr>
+        <w:trPr>
+          <w:cantSplit/>
+        </w:trPr>
+        <w:tc>
+          <w:tcPr>
+            <w:tcW w:type="dxa" w:w="2026"/>
+            <w:tcBorders>
+              <w:top w:val="single" w:color="BFBFBF" w:sz="4"/>
+              <w:left w:val="single" w:color="BFBFBF" w:sz="4"/>
+              <w:bottom w:val="single" w:color="BFBFBF" w:sz="4"/>
+              <w:right w:val="single" w:color="BFBFBF" w:sz="4"/>
+            </w:tcBorders>
+            <w:tcMar>
+              <w:top w:type="dxa" w:w="80"/>
+              <w:left w:type="dxa" w:w="120"/>
+              <w:bottom w:type="dxa" w:w="80"/>
+              <w:right w:type="dxa" w:w="120"/>
+            </w:tcMar>
+          </w:tcPr>
+          <w:p>
+            <w:pPr>
+              <w:keepNext/>
+              <w:keepLines/>
+              <w:jc w:val="left"/>
+            </w:pPr>
+            <w:r>
+              <w:rPr>
+                <w:rFonts w:ascii="Arial" w:cs="Arial" w:eastAsia="Arial" w:hAnsi="Arial"/>
+                <w:b w:val="false"/>
+                <w:bCs w:val="false"/>
+                <w:sz w:val="20"/>
+                <w:szCs w:val="20"/>
+              </w:rPr>
+              <w:t xml:space="preserve">0.10</w:t>
+            </w:r>
+          </w:p>
+        </w:tc>
+        <w:tc>
+          <w:tcPr>
+            <w:tcW w:type="dxa" w:w="2333"/>
+            <w:tcBorders>
+              <w:top w:val="single" w:color="BFBFBF" w:sz="4"/>
+              <w:left w:val="single" w:color="BFBFBF" w:sz="4"/>
+              <w:bottom w:val="single" w:color="BFBFBF" w:sz="4"/>
+              <w:right w:val="single" w:color="BFBFBF" w:sz="4"/>
+            </w:tcBorders>
+            <w:tcMar>
+              <w:top w:type="dxa" w:w="80"/>
+              <w:left w:type="dxa" w:w="120"/>
+              <w:bottom w:type="dxa" w:w="80"/>
+              <w:right w:type="dxa" w:w="120"/>
+            </w:tcMar>
+          </w:tcPr>
+          <w:p>
+            <w:pPr>
+              <w:keepNext/>
+              <w:keepLines/>
+              <w:jc w:val="center"/>
+            </w:pPr>
+            <w:r>
+              <w:rPr>
+                <w:rFonts w:ascii="Arial" w:cs="Arial" w:eastAsia="Arial" w:hAnsi="Arial"/>
+                <w:b w:val="false"/>
+                <w:bCs w:val="false"/>
+                <w:sz w:val="20"/>
+                <w:szCs w:val="20"/>
+              </w:rPr>
+              <w:t xml:space="preserve">0.7994</w:t>
+            </w:r>
+          </w:p>
+        </w:tc>
+        <w:tc>
+          <w:tcPr>
+            <w:tcW w:type="dxa" w:w="2333"/>
+            <w:tcBorders>
+              <w:top w:val="single" w:color="BFBFBF" w:sz="4"/>
+              <w:left w:val="single" w:color="BFBFBF" w:sz="4"/>
+              <w:bottom w:val="single" w:color="BFBFBF" w:sz="4"/>
+              <w:right w:val="single" w:color="BFBFBF" w:sz="4"/>
+            </w:tcBorders>
+            <w:tcMar>
+              <w:top w:type="dxa" w:w="80"/>
+              <w:left w:type="dxa" w:w="120"/>
+              <w:bottom w:type="dxa" w:w="80"/>
+              <w:right w:type="dxa" w:w="120"/>
+            </w:tcMar>
+          </w:tcPr>
+          <w:p>
+            <w:pPr>
+              <w:keepNext/>
+              <w:keepLines/>
+              <w:jc w:val="center"/>
+            </w:pPr>
+            <w:r>
+              <w:rPr>
+                <w:rFonts w:ascii="Arial" w:cs="Arial" w:eastAsia="Arial" w:hAnsi="Arial"/>
+                <w:b w:val="false"/>
+                <w:bCs w:val="false"/>
+                <w:sz w:val="20"/>
+                <w:szCs w:val="20"/>
+              </w:rPr>
+              <w:t xml:space="preserve">0.9272</w:t>
+            </w:r>
+          </w:p>
+        </w:tc>
+        <w:tc>
+          <w:tcPr>
+            <w:tcW w:type="dxa" w:w="2334"/>
+            <w:tcBorders>
+              <w:top w:val="single" w:color="BFBFBF" w:sz="4"/>
+              <w:left w:val="single" w:color="BFBFBF" w:sz="4"/>
+              <w:bottom w:val="single" w:color="BFBFBF" w:sz="4"/>
+              <w:right w:val="single" w:color="BFBFBF" w:sz="4"/>
+            </w:tcBorders>
+            <w:tcMar>
+              <w:top w:type="dxa" w:w="80"/>
+              <w:left w:type="dxa" w:w="120"/>
+              <w:bottom w:type="dxa" w:w="80"/>
+              <w:right w:type="dxa" w:w="120"/>
+            </w:tcMar>
+          </w:tcPr>
+          <w:p>
+            <w:pPr>
+              <w:keepNext/>
+              <w:keepLines/>
+              <w:jc w:val="center"/>
+            </w:pPr>
+            <w:r>
+              <w:rPr>
+                <w:rFonts w:ascii="Arial" w:cs="Arial" w:eastAsia="Arial" w:hAnsi="Arial"/>
+                <w:b w:val="false"/>
+                <w:bCs w:val="false"/>
+                <w:sz w:val="20"/>
+                <w:szCs w:val="20"/>
+              </w:rPr>
+              <w:t xml:space="preserve">0.7028</w:t>
+            </w:r>
+          </w:p>
+        </w:tc>
+      </w:tr>
+      <w:tr>
+        <w:trPr>
+          <w:cantSplit/>
+        </w:trPr>
+        <w:tc>
+          <w:tcPr>
+            <w:tcW w:type="dxa" w:w="2026"/>
+            <w:tcBorders>
+              <w:top w:val="single" w:color="BFBFBF" w:sz="4"/>
+              <w:left w:val="single" w:color="BFBFBF" w:sz="4"/>
+              <w:bottom w:val="single" w:color="BFBFBF" w:sz="4"/>
+              <w:right w:val="single" w:color="BFBFBF" w:sz="4"/>
+            </w:tcBorders>
+            <w:tcMar>
+              <w:top w:type="dxa" w:w="80"/>
+              <w:left w:type="dxa" w:w="120"/>
+              <w:bottom w:type="dxa" w:w="80"/>
+              <w:right w:type="dxa" w:w="120"/>
+            </w:tcMar>
+          </w:tcPr>
+          <w:p>
+            <w:pPr>
+              <w:keepNext w:val="false"/>
+              <w:keepLines/>
+              <w:jc w:val="left"/>
+            </w:pPr>
+            <w:r>
+              <w:rPr>
+                <w:rFonts w:ascii="Arial" w:cs="Arial" w:eastAsia="Arial" w:hAnsi="Arial"/>
+                <w:b w:val="false"/>
+                <w:bCs w:val="false"/>
+                <w:sz w:val="20"/>
+                <w:szCs w:val="20"/>
+              </w:rPr>
+              <w:t xml:space="preserve">0.20</w:t>
+            </w:r>
+          </w:p>
+        </w:tc>
+        <w:tc>
+          <w:tcPr>
+            <w:tcW w:type="dxa" w:w="2333"/>
+            <w:tcBorders>
+              <w:top w:val="single" w:color="BFBFBF" w:sz="4"/>
+              <w:left w:val="single" w:color="BFBFBF" w:sz="4"/>
+              <w:bottom w:val="single" w:color="BFBFBF" w:sz="4"/>
+              <w:right w:val="single" w:color="BFBFBF" w:sz="4"/>
+            </w:tcBorders>
+            <w:tcMar>
+              <w:top w:type="dxa" w:w="80"/>
+              <w:left w:type="dxa" w:w="120"/>
+              <w:bottom w:type="dxa" w:w="80"/>
+              <w:right w:type="dxa" w:w="120"/>
+            </w:tcMar>
+          </w:tcPr>
+          <w:p>
+            <w:pPr>
+              <w:keepNext w:val="false"/>
+              <w:keepLines/>
+              <w:jc w:val="center"/>
+            </w:pPr>
+            <w:r>
+              <w:rPr>
+                <w:rFonts w:ascii="Arial" w:cs="Arial" w:eastAsia="Arial" w:hAnsi="Arial"/>
+                <w:b w:val="false"/>
+                <w:bCs w:val="false"/>
+                <w:sz w:val="20"/>
+                <w:szCs w:val="20"/>
+              </w:rPr>
+              <w:t xml:space="preserve">0.8434</w:t>
+            </w:r>
+          </w:p>
+        </w:tc>
+        <w:tc>
+          <w:tcPr>
+            <w:tcW w:type="dxa" w:w="2333"/>
+            <w:tcBorders>
+              <w:top w:val="single" w:color="BFBFBF" w:sz="4"/>
+              <w:left w:val="single" w:color="BFBFBF" w:sz="4"/>
+              <w:bottom w:val="single" w:color="BFBFBF" w:sz="4"/>
+              <w:right w:val="single" w:color="BFBFBF" w:sz="4"/>
+            </w:tcBorders>
+            <w:tcMar>
+              <w:top w:type="dxa" w:w="80"/>
+              <w:left w:type="dxa" w:w="120"/>
+              <w:bottom w:type="dxa" w:w="80"/>
+              <w:right w:type="dxa" w:w="120"/>
+            </w:tcMar>
+          </w:tcPr>
+          <w:p>
+            <w:pPr>
+              <w:keepNext w:val="false"/>
+              <w:keepLines/>
+              <w:jc w:val="center"/>
+            </w:pPr>
+            <w:r>
+              <w:rPr>
+                <w:rFonts w:ascii="Arial" w:cs="Arial" w:eastAsia="Arial" w:hAnsi="Arial"/>
+                <w:b w:val="false"/>
+                <w:bCs w:val="false"/>
+                <w:sz w:val="20"/>
+                <w:szCs w:val="20"/>
+              </w:rPr>
+              <w:t xml:space="preserve">0.8904</w:t>
+            </w:r>
+          </w:p>
+        </w:tc>
+        <w:tc>
+          <w:tcPr>
+            <w:tcW w:type="dxa" w:w="2334"/>
+            <w:tcBorders>
+              <w:top w:val="single" w:color="BFBFBF" w:sz="4"/>
+              <w:left w:val="single" w:color="BFBFBF" w:sz="4"/>
+              <w:bottom w:val="single" w:color="BFBFBF" w:sz="4"/>
+              <w:right w:val="single" w:color="BFBFBF" w:sz="4"/>
+            </w:tcBorders>
+            <w:tcMar>
+              <w:top w:type="dxa" w:w="80"/>
+              <w:left w:type="dxa" w:w="120"/>
+              <w:bottom w:type="dxa" w:w="80"/>
+              <w:right w:type="dxa" w:w="120"/>
+            </w:tcMar>
+          </w:tcPr>
+          <w:p>
+            <w:pPr>
+              <w:keepNext w:val="false"/>
+              <w:keepLines/>
+              <w:jc w:val="center"/>
+            </w:pPr>
+            <w:r>
+              <w:rPr>
+                <w:rFonts w:ascii="Arial" w:cs="Arial" w:eastAsia="Arial" w:hAnsi="Arial"/>
+                <w:b w:val="false"/>
+                <w:bCs w:val="false"/>
+                <w:sz w:val="20"/>
+                <w:szCs w:val="20"/>
+              </w:rPr>
+              <w:t xml:space="preserve">0.8265</w:t>
+            </w:r>
+          </w:p>
+        </w:tc>
+      </w:tr>
+    </w:tbl>
+    <w:p>
+      <w:pPr>
+        <w:spacing w:after="200"/>
+      </w:pPr>
+    </w:p>
+    <w:p>
+      <w:pPr>
+        <w:pStyle w:val="Heading2"/>
+      </w:pPr>
+      <w:r>
+        <w:rPr>
+          <w:rFonts w:ascii="Arial" w:cs="Arial" w:eastAsia="Arial" w:hAnsi="Arial"/>
+        </w:rPr>
+        <w:t xml:space="preserve">9.3 Which features matter most?</w:t>
+      </w:r>
+    </w:p>
+    <w:p>
+      <w:pPr>
+        <w:spacing w:after="140" w:line="300"/>
+        <w:jc w:val="both"/>
+      </w:pPr>
+      <w:r>
+        <w:rPr>
+          <w:rFonts w:ascii="Arial" w:cs="Arial" w:eastAsia="Arial" w:hAnsi="Arial"/>
+          <w:sz w:val="22"/>
+          <w:szCs w:val="22"/>
+        </w:rPr>
+        <w:t xml:space="preserve">A good security tool must be explainable. The Random Forest can report how much each feature influenced its decisions. The most important features were src_bytes (data sent by the source), dst_bytes (data returned), flag_SF (whether the connection finished normally), dst_host_same_srv_rate and dst_host_srv_count (how many recent connections went to the same service). These are sensible signals: attacks such as floods and scans produce unusual traffic volumes and unusual connection statuses. One caveat is that this built-in importance measure tends to favour features with many different values (such as src_bytes), so the ranking is a helpful guide and not exact proof.</w:t>
       </w:r>
     </w:p>
     <w:p>
@@ -4760,6 +5537,729 @@
     </w:p>
     <w:p>
       <w:pPr>
+        <w:pStyle w:val="Heading2"/>
+      </w:pPr>
+      <w:r>
+        <w:rPr>
+          <w:rFonts w:ascii="Arial" w:cs="Arial" w:eastAsia="Arial" w:hAnsi="Arial"/>
+        </w:rPr>
+        <w:t xml:space="preserve">9.4 Code review with IBM Bob</w:t>
+      </w:r>
+    </w:p>
+    <w:p>
+      <w:pPr>
+        <w:spacing w:after="140" w:line="300"/>
+        <w:jc w:val="both"/>
+      </w:pPr>
+      <w:r>
+        <w:rPr>
+          <w:rFonts w:ascii="Arial" w:cs="Arial" w:eastAsia="Arial" w:hAnsi="Arial"/>
+          <w:sz w:val="22"/>
+          <w:szCs w:val="22"/>
+        </w:rPr>
+        <w:t xml:space="preserve">After the first version was finished, the notebook was reviewed with IBM Bob, an AI coding assistant from IBM. Bob returned 15 suggestions, ordered by priority. Each suggestion was checked against the actual code before deciding what to change, because an AI review can contain mistakes.</w:t>
+      </w:r>
+    </w:p>
+    <w:tbl>
+      <w:tblPr>
+        <w:tblW w:type="dxa" w:w="9026"/>
+        <w:tblBorders>
+          <w:top w:val="single" w:color="auto" w:sz="4"/>
+          <w:left w:val="single" w:color="auto" w:sz="4"/>
+          <w:bottom w:val="single" w:color="auto" w:sz="4"/>
+          <w:right w:val="single" w:color="auto" w:sz="4"/>
+          <w:insideH w:val="single" w:color="auto" w:sz="4"/>
+          <w:insideV w:val="single" w:color="auto" w:sz="4"/>
+        </w:tblBorders>
+      </w:tblPr>
+      <w:tblGrid>
+        <w:gridCol w:w="4300"/>
+        <w:gridCol w:w="4726"/>
+      </w:tblGrid>
+      <w:tr>
+        <w:trPr>
+          <w:cantSplit/>
+          <w:tblHeader/>
+        </w:trPr>
+        <w:tc>
+          <w:tcPr>
+            <w:tcW w:type="dxa" w:w="4300"/>
+            <w:tcBorders>
+              <w:top w:val="single" w:color="BFBFBF" w:sz="4"/>
+              <w:left w:val="single" w:color="BFBFBF" w:sz="4"/>
+              <w:bottom w:val="single" w:color="BFBFBF" w:sz="4"/>
+              <w:right w:val="single" w:color="BFBFBF" w:sz="4"/>
+            </w:tcBorders>
+            <w:shd w:fill="1F3A5F" w:color="auto" w:val="clear"/>
+            <w:tcMar>
+              <w:top w:type="dxa" w:w="80"/>
+              <w:left w:type="dxa" w:w="120"/>
+              <w:bottom w:type="dxa" w:w="80"/>
+              <w:right w:type="dxa" w:w="120"/>
+            </w:tcMar>
+          </w:tcPr>
+          <w:p>
+            <w:pPr>
+              <w:keepNext/>
+              <w:keepLines/>
+              <w:jc w:val="left"/>
+            </w:pPr>
+            <w:r>
+              <w:rPr>
+                <w:rFonts w:ascii="Arial" w:cs="Arial" w:eastAsia="Arial" w:hAnsi="Arial"/>
+                <w:b/>
+                <w:bCs/>
+                <w:color w:val="FFFFFF"/>
+                <w:sz w:val="20"/>
+                <w:szCs w:val="20"/>
+              </w:rPr>
+              <w:t xml:space="preserve">Bob's suggestion</w:t>
+            </w:r>
+          </w:p>
+        </w:tc>
+        <w:tc>
+          <w:tcPr>
+            <w:tcW w:type="dxa" w:w="4726"/>
+            <w:tcBorders>
+              <w:top w:val="single" w:color="BFBFBF" w:sz="4"/>
+              <w:left w:val="single" w:color="BFBFBF" w:sz="4"/>
+              <w:bottom w:val="single" w:color="BFBFBF" w:sz="4"/>
+              <w:right w:val="single" w:color="BFBFBF" w:sz="4"/>
+            </w:tcBorders>
+            <w:shd w:fill="1F3A5F" w:color="auto" w:val="clear"/>
+            <w:tcMar>
+              <w:top w:type="dxa" w:w="80"/>
+              <w:left w:type="dxa" w:w="120"/>
+              <w:bottom w:type="dxa" w:w="80"/>
+              <w:right w:type="dxa" w:w="120"/>
+            </w:tcMar>
+          </w:tcPr>
+          <w:p>
+            <w:pPr>
+              <w:keepNext/>
+              <w:keepLines/>
+              <w:jc w:val="left"/>
+            </w:pPr>
+            <w:r>
+              <w:rPr>
+                <w:rFonts w:ascii="Arial" w:cs="Arial" w:eastAsia="Arial" w:hAnsi="Arial"/>
+                <w:b/>
+                <w:bCs/>
+                <w:color w:val="FFFFFF"/>
+                <w:sz w:val="20"/>
+                <w:szCs w:val="20"/>
+              </w:rPr>
+              <w:t xml:space="preserve">Decision</w:t>
+            </w:r>
+          </w:p>
+        </w:tc>
+      </w:tr>
+      <w:tr>
+        <w:trPr>
+          <w:cantSplit/>
+        </w:trPr>
+        <w:tc>
+          <w:tcPr>
+            <w:tcW w:type="dxa" w:w="4300"/>
+            <w:tcBorders>
+              <w:top w:val="single" w:color="BFBFBF" w:sz="4"/>
+              <w:left w:val="single" w:color="BFBFBF" w:sz="4"/>
+              <w:bottom w:val="single" w:color="BFBFBF" w:sz="4"/>
+              <w:right w:val="single" w:color="BFBFBF" w:sz="4"/>
+            </w:tcBorders>
+            <w:tcMar>
+              <w:top w:type="dxa" w:w="80"/>
+              <w:left w:type="dxa" w:w="120"/>
+              <w:bottom w:type="dxa" w:w="80"/>
+              <w:right w:type="dxa" w:w="120"/>
+            </w:tcMar>
+          </w:tcPr>
+          <w:p>
+            <w:pPr>
+              <w:keepNext/>
+              <w:keepLines/>
+              <w:jc w:val="left"/>
+            </w:pPr>
+            <w:r>
+              <w:rPr>
+                <w:rFonts w:ascii="Arial" w:cs="Arial" w:eastAsia="Arial" w:hAnsi="Arial"/>
+                <w:b w:val="false"/>
+                <w:bCs w:val="false"/>
+                <w:sz w:val="20"/>
+                <w:szCs w:val="20"/>
+              </w:rPr>
+              <w:t xml:space="preserve">Preprocessing was fitted on all training data before the validation split in the reality-check experiment</w:t>
+            </w:r>
+          </w:p>
+        </w:tc>
+        <w:tc>
+          <w:tcPr>
+            <w:tcW w:type="dxa" w:w="4726"/>
+            <w:tcBorders>
+              <w:top w:val="single" w:color="BFBFBF" w:sz="4"/>
+              <w:left w:val="single" w:color="BFBFBF" w:sz="4"/>
+              <w:bottom w:val="single" w:color="BFBFBF" w:sz="4"/>
+              <w:right w:val="single" w:color="BFBFBF" w:sz="4"/>
+            </w:tcBorders>
+            <w:tcMar>
+              <w:top w:type="dxa" w:w="80"/>
+              <w:left w:type="dxa" w:w="120"/>
+              <w:bottom w:type="dxa" w:w="80"/>
+              <w:right w:type="dxa" w:w="120"/>
+            </w:tcMar>
+          </w:tcPr>
+          <w:p>
+            <w:pPr>
+              <w:keepNext/>
+              <w:keepLines/>
+              <w:jc w:val="left"/>
+            </w:pPr>
+            <w:r>
+              <w:rPr>
+                <w:rFonts w:ascii="Arial" w:cs="Arial" w:eastAsia="Arial" w:hAnsi="Arial"/>
+                <w:b w:val="false"/>
+                <w:bCs w:val="false"/>
+                <w:sz w:val="20"/>
+                <w:szCs w:val="20"/>
+              </w:rPr>
+              <w:t xml:space="preserve">Applied. The split is now done first and the preprocessing is fitted on the training part only. The results did not change (accuracy 0.9990).</w:t>
+            </w:r>
+          </w:p>
+        </w:tc>
+      </w:tr>
+      <w:tr>
+        <w:trPr>
+          <w:cantSplit/>
+        </w:trPr>
+        <w:tc>
+          <w:tcPr>
+            <w:tcW w:type="dxa" w:w="4300"/>
+            <w:tcBorders>
+              <w:top w:val="single" w:color="BFBFBF" w:sz="4"/>
+              <w:left w:val="single" w:color="BFBFBF" w:sz="4"/>
+              <w:bottom w:val="single" w:color="BFBFBF" w:sz="4"/>
+              <w:right w:val="single" w:color="BFBFBF" w:sz="4"/>
+            </w:tcBorders>
+            <w:tcMar>
+              <w:top w:type="dxa" w:w="80"/>
+              <w:left w:type="dxa" w:w="120"/>
+              <w:bottom w:type="dxa" w:w="80"/>
+              <w:right w:type="dxa" w:w="120"/>
+            </w:tcMar>
+          </w:tcPr>
+          <w:p>
+            <w:pPr>
+              <w:keepNext/>
+              <w:keepLines/>
+              <w:jc w:val="left"/>
+            </w:pPr>
+            <w:r>
+              <w:rPr>
+                <w:rFonts w:ascii="Arial" w:cs="Arial" w:eastAsia="Arial" w:hAnsi="Arial"/>
+                <w:b w:val="false"/>
+                <w:bCs w:val="false"/>
+                <w:sz w:val="20"/>
+                <w:szCs w:val="20"/>
+              </w:rPr>
+              <w:t xml:space="preserve">Isolation Forest contamination value is unexplained</w:t>
+            </w:r>
+          </w:p>
+        </w:tc>
+        <w:tc>
+          <w:tcPr>
+            <w:tcW w:type="dxa" w:w="4726"/>
+            <w:tcBorders>
+              <w:top w:val="single" w:color="BFBFBF" w:sz="4"/>
+              <w:left w:val="single" w:color="BFBFBF" w:sz="4"/>
+              <w:bottom w:val="single" w:color="BFBFBF" w:sz="4"/>
+              <w:right w:val="single" w:color="BFBFBF" w:sz="4"/>
+            </w:tcBorders>
+            <w:tcMar>
+              <w:top w:type="dxa" w:w="80"/>
+              <w:left w:type="dxa" w:w="120"/>
+              <w:bottom w:type="dxa" w:w="80"/>
+              <w:right w:type="dxa" w:w="120"/>
+            </w:tcMar>
+          </w:tcPr>
+          <w:p>
+            <w:pPr>
+              <w:keepNext/>
+              <w:keepLines/>
+              <w:jc w:val="left"/>
+            </w:pPr>
+            <w:r>
+              <w:rPr>
+                <w:rFonts w:ascii="Arial" w:cs="Arial" w:eastAsia="Arial" w:hAnsi="Arial"/>
+                <w:b w:val="false"/>
+                <w:bCs w:val="false"/>
+                <w:sz w:val="20"/>
+                <w:szCs w:val="20"/>
+              </w:rPr>
+              <w:t xml:space="preserve">Applied. The setting is now explained and a sensitivity table was added (Section 9.2).</w:t>
+            </w:r>
+          </w:p>
+        </w:tc>
+      </w:tr>
+      <w:tr>
+        <w:trPr>
+          <w:cantSplit/>
+        </w:trPr>
+        <w:tc>
+          <w:tcPr>
+            <w:tcW w:type="dxa" w:w="4300"/>
+            <w:tcBorders>
+              <w:top w:val="single" w:color="BFBFBF" w:sz="4"/>
+              <w:left w:val="single" w:color="BFBFBF" w:sz="4"/>
+              <w:bottom w:val="single" w:color="BFBFBF" w:sz="4"/>
+              <w:right w:val="single" w:color="BFBFBF" w:sz="4"/>
+            </w:tcBorders>
+            <w:tcMar>
+              <w:top w:type="dxa" w:w="80"/>
+              <w:left w:type="dxa" w:w="120"/>
+              <w:bottom w:type="dxa" w:w="80"/>
+              <w:right w:type="dxa" w:w="120"/>
+            </w:tcMar>
+          </w:tcPr>
+          <w:p>
+            <w:pPr>
+              <w:keepNext/>
+              <w:keepLines/>
+              <w:jc w:val="left"/>
+            </w:pPr>
+            <w:r>
+              <w:rPr>
+                <w:rFonts w:ascii="Arial" w:cs="Arial" w:eastAsia="Arial" w:hAnsi="Arial"/>
+                <w:b w:val="false"/>
+                <w:bCs w:val="false"/>
+                <w:sz w:val="20"/>
+                <w:szCs w:val="20"/>
+              </w:rPr>
+              <w:t xml:space="preserve">Duplicates and unmapped labels were not checked on the test set</w:t>
+            </w:r>
+          </w:p>
+        </w:tc>
+        <w:tc>
+          <w:tcPr>
+            <w:tcW w:type="dxa" w:w="4726"/>
+            <w:tcBorders>
+              <w:top w:val="single" w:color="BFBFBF" w:sz="4"/>
+              <w:left w:val="single" w:color="BFBFBF" w:sz="4"/>
+              <w:bottom w:val="single" w:color="BFBFBF" w:sz="4"/>
+              <w:right w:val="single" w:color="BFBFBF" w:sz="4"/>
+            </w:tcBorders>
+            <w:tcMar>
+              <w:top w:type="dxa" w:w="80"/>
+              <w:left w:type="dxa" w:w="120"/>
+              <w:bottom w:type="dxa" w:w="80"/>
+              <w:right w:type="dxa" w:w="120"/>
+            </w:tcMar>
+          </w:tcPr>
+          <w:p>
+            <w:pPr>
+              <w:keepNext/>
+              <w:keepLines/>
+              <w:jc w:val="left"/>
+            </w:pPr>
+            <w:r>
+              <w:rPr>
+                <w:rFonts w:ascii="Arial" w:cs="Arial" w:eastAsia="Arial" w:hAnsi="Arial"/>
+                <w:b w:val="false"/>
+                <w:bCs w:val="false"/>
+                <w:sz w:val="20"/>
+                <w:szCs w:val="20"/>
+              </w:rPr>
+              <w:t xml:space="preserve">Applied. Checks were added. The test file has no duplicates and every label maps to a family.</w:t>
+            </w:r>
+          </w:p>
+        </w:tc>
+      </w:tr>
+      <w:tr>
+        <w:trPr>
+          <w:cantSplit/>
+        </w:trPr>
+        <w:tc>
+          <w:tcPr>
+            <w:tcW w:type="dxa" w:w="4300"/>
+            <w:tcBorders>
+              <w:top w:val="single" w:color="BFBFBF" w:sz="4"/>
+              <w:left w:val="single" w:color="BFBFBF" w:sz="4"/>
+              <w:bottom w:val="single" w:color="BFBFBF" w:sz="4"/>
+              <w:right w:val="single" w:color="BFBFBF" w:sz="4"/>
+            </w:tcBorders>
+            <w:tcMar>
+              <w:top w:type="dxa" w:w="80"/>
+              <w:left w:type="dxa" w:w="120"/>
+              <w:bottom w:type="dxa" w:w="80"/>
+              <w:right w:type="dxa" w:w="120"/>
+            </w:tcMar>
+          </w:tcPr>
+          <w:p>
+            <w:pPr>
+              <w:keepNext/>
+              <w:keepLines/>
+              <w:jc w:val="left"/>
+            </w:pPr>
+            <w:r>
+              <w:rPr>
+                <w:rFonts w:ascii="Arial" w:cs="Arial" w:eastAsia="Arial" w:hAnsi="Arial"/>
+                <w:b w:val="false"/>
+                <w:bCs w:val="false"/>
+                <w:sz w:val="20"/>
+                <w:szCs w:val="20"/>
+              </w:rPr>
+              <w:t xml:space="preserve">NSL-KDD limitations are mentioned too late</w:t>
+            </w:r>
+          </w:p>
+        </w:tc>
+        <w:tc>
+          <w:tcPr>
+            <w:tcW w:type="dxa" w:w="4726"/>
+            <w:tcBorders>
+              <w:top w:val="single" w:color="BFBFBF" w:sz="4"/>
+              <w:left w:val="single" w:color="BFBFBF" w:sz="4"/>
+              <w:bottom w:val="single" w:color="BFBFBF" w:sz="4"/>
+              <w:right w:val="single" w:color="BFBFBF" w:sz="4"/>
+            </w:tcBorders>
+            <w:tcMar>
+              <w:top w:type="dxa" w:w="80"/>
+              <w:left w:type="dxa" w:w="120"/>
+              <w:bottom w:type="dxa" w:w="80"/>
+              <w:right w:type="dxa" w:w="120"/>
+            </w:tcMar>
+          </w:tcPr>
+          <w:p>
+            <w:pPr>
+              <w:keepNext/>
+              <w:keepLines/>
+              <w:jc w:val="left"/>
+            </w:pPr>
+            <w:r>
+              <w:rPr>
+                <w:rFonts w:ascii="Arial" w:cs="Arial" w:eastAsia="Arial" w:hAnsi="Arial"/>
+                <w:b w:val="false"/>
+                <w:bCs w:val="false"/>
+                <w:sz w:val="20"/>
+                <w:szCs w:val="20"/>
+              </w:rPr>
+              <w:t xml:space="preserve">Applied. A note about the dataset age was added where it is introduced.</w:t>
+            </w:r>
+          </w:p>
+        </w:tc>
+      </w:tr>
+      <w:tr>
+        <w:trPr>
+          <w:cantSplit/>
+        </w:trPr>
+        <w:tc>
+          <w:tcPr>
+            <w:tcW w:type="dxa" w:w="4300"/>
+            <w:tcBorders>
+              <w:top w:val="single" w:color="BFBFBF" w:sz="4"/>
+              <w:left w:val="single" w:color="BFBFBF" w:sz="4"/>
+              <w:bottom w:val="single" w:color="BFBFBF" w:sz="4"/>
+              <w:right w:val="single" w:color="BFBFBF" w:sz="4"/>
+            </w:tcBorders>
+            <w:tcMar>
+              <w:top w:type="dxa" w:w="80"/>
+              <w:left w:type="dxa" w:w="120"/>
+              <w:bottom w:type="dxa" w:w="80"/>
+              <w:right w:type="dxa" w:w="120"/>
+            </w:tcMar>
+          </w:tcPr>
+          <w:p>
+            <w:pPr>
+              <w:keepNext/>
+              <w:keepLines/>
+              <w:jc w:val="left"/>
+            </w:pPr>
+            <w:r>
+              <w:rPr>
+                <w:rFonts w:ascii="Arial" w:cs="Arial" w:eastAsia="Arial" w:hAnsi="Arial"/>
+                <w:b w:val="false"/>
+                <w:bCs w:val="false"/>
+                <w:sz w:val="20"/>
+                <w:szCs w:val="20"/>
+              </w:rPr>
+              <w:t xml:space="preserve">Conclusions about the train/test gap are over-simplified</w:t>
+            </w:r>
+          </w:p>
+        </w:tc>
+        <w:tc>
+          <w:tcPr>
+            <w:tcW w:type="dxa" w:w="4726"/>
+            <w:tcBorders>
+              <w:top w:val="single" w:color="BFBFBF" w:sz="4"/>
+              <w:left w:val="single" w:color="BFBFBF" w:sz="4"/>
+              <w:bottom w:val="single" w:color="BFBFBF" w:sz="4"/>
+              <w:right w:val="single" w:color="BFBFBF" w:sz="4"/>
+            </w:tcBorders>
+            <w:tcMar>
+              <w:top w:type="dxa" w:w="80"/>
+              <w:left w:type="dxa" w:w="120"/>
+              <w:bottom w:type="dxa" w:w="80"/>
+              <w:right w:type="dxa" w:w="120"/>
+            </w:tcMar>
+          </w:tcPr>
+          <w:p>
+            <w:pPr>
+              <w:keepNext/>
+              <w:keepLines/>
+              <w:jc w:val="left"/>
+            </w:pPr>
+            <w:r>
+              <w:rPr>
+                <w:rFonts w:ascii="Arial" w:cs="Arial" w:eastAsia="Arial" w:hAnsi="Arial"/>
+                <w:b w:val="false"/>
+                <w:bCs w:val="false"/>
+                <w:sz w:val="20"/>
+                <w:szCs w:val="20"/>
+              </w:rPr>
+              <w:t xml:space="preserve">Applied. The wording was made more careful (Section 9.1).</w:t>
+            </w:r>
+          </w:p>
+        </w:tc>
+      </w:tr>
+      <w:tr>
+        <w:trPr>
+          <w:cantSplit/>
+        </w:trPr>
+        <w:tc>
+          <w:tcPr>
+            <w:tcW w:type="dxa" w:w="4300"/>
+            <w:tcBorders>
+              <w:top w:val="single" w:color="BFBFBF" w:sz="4"/>
+              <w:left w:val="single" w:color="BFBFBF" w:sz="4"/>
+              <w:bottom w:val="single" w:color="BFBFBF" w:sz="4"/>
+              <w:right w:val="single" w:color="BFBFBF" w:sz="4"/>
+            </w:tcBorders>
+            <w:tcMar>
+              <w:top w:type="dxa" w:w="80"/>
+              <w:left w:type="dxa" w:w="120"/>
+              <w:bottom w:type="dxa" w:w="80"/>
+              <w:right w:type="dxa" w:w="120"/>
+            </w:tcMar>
+          </w:tcPr>
+          <w:p>
+            <w:pPr>
+              <w:keepNext/>
+              <w:keepLines/>
+              <w:jc w:val="left"/>
+            </w:pPr>
+            <w:r>
+              <w:rPr>
+                <w:rFonts w:ascii="Arial" w:cs="Arial" w:eastAsia="Arial" w:hAnsi="Arial"/>
+                <w:b w:val="false"/>
+                <w:bCs w:val="false"/>
+                <w:sz w:val="20"/>
+                <w:szCs w:val="20"/>
+              </w:rPr>
+              <w:t xml:space="preserve">Feature name 'land' collides with an attack name</w:t>
+            </w:r>
+          </w:p>
+        </w:tc>
+        <w:tc>
+          <w:tcPr>
+            <w:tcW w:type="dxa" w:w="4726"/>
+            <w:tcBorders>
+              <w:top w:val="single" w:color="BFBFBF" w:sz="4"/>
+              <w:left w:val="single" w:color="BFBFBF" w:sz="4"/>
+              <w:bottom w:val="single" w:color="BFBFBF" w:sz="4"/>
+              <w:right w:val="single" w:color="BFBFBF" w:sz="4"/>
+            </w:tcBorders>
+            <w:tcMar>
+              <w:top w:type="dxa" w:w="80"/>
+              <w:left w:type="dxa" w:w="120"/>
+              <w:bottom w:type="dxa" w:w="80"/>
+              <w:right w:type="dxa" w:w="120"/>
+            </w:tcMar>
+          </w:tcPr>
+          <w:p>
+            <w:pPr>
+              <w:keepNext/>
+              <w:keepLines/>
+              <w:jc w:val="left"/>
+            </w:pPr>
+            <w:r>
+              <w:rPr>
+                <w:rFonts w:ascii="Arial" w:cs="Arial" w:eastAsia="Arial" w:hAnsi="Arial"/>
+                <w:b w:val="false"/>
+                <w:bCs w:val="false"/>
+                <w:sz w:val="20"/>
+                <w:szCs w:val="20"/>
+              </w:rPr>
+              <w:t xml:space="preserve">Not applied. It is not a bug: the feature column and the attack name are used in different places and never conflict.</w:t>
+            </w:r>
+          </w:p>
+        </w:tc>
+      </w:tr>
+      <w:tr>
+        <w:trPr>
+          <w:cantSplit/>
+        </w:trPr>
+        <w:tc>
+          <w:tcPr>
+            <w:tcW w:type="dxa" w:w="4300"/>
+            <w:tcBorders>
+              <w:top w:val="single" w:color="BFBFBF" w:sz="4"/>
+              <w:left w:val="single" w:color="BFBFBF" w:sz="4"/>
+              <w:bottom w:val="single" w:color="BFBFBF" w:sz="4"/>
+              <w:right w:val="single" w:color="BFBFBF" w:sz="4"/>
+            </w:tcBorders>
+            <w:tcMar>
+              <w:top w:type="dxa" w:w="80"/>
+              <w:left w:type="dxa" w:w="120"/>
+              <w:bottom w:type="dxa" w:w="80"/>
+              <w:right w:type="dxa" w:w="120"/>
+            </w:tcMar>
+          </w:tcPr>
+          <w:p>
+            <w:pPr>
+              <w:keepNext/>
+              <w:keepLines/>
+              <w:jc w:val="left"/>
+            </w:pPr>
+            <w:r>
+              <w:rPr>
+                <w:rFonts w:ascii="Arial" w:cs="Arial" w:eastAsia="Arial" w:hAnsi="Arial"/>
+                <w:b w:val="false"/>
+                <w:bCs w:val="false"/>
+                <w:sz w:val="20"/>
+                <w:szCs w:val="20"/>
+              </w:rPr>
+              <w:t xml:space="preserve">rf_check has no random_state</w:t>
+            </w:r>
+          </w:p>
+        </w:tc>
+        <w:tc>
+          <w:tcPr>
+            <w:tcW w:type="dxa" w:w="4726"/>
+            <w:tcBorders>
+              <w:top w:val="single" w:color="BFBFBF" w:sz="4"/>
+              <w:left w:val="single" w:color="BFBFBF" w:sz="4"/>
+              <w:bottom w:val="single" w:color="BFBFBF" w:sz="4"/>
+              <w:right w:val="single" w:color="BFBFBF" w:sz="4"/>
+            </w:tcBorders>
+            <w:tcMar>
+              <w:top w:type="dxa" w:w="80"/>
+              <w:left w:type="dxa" w:w="120"/>
+              <w:bottom w:type="dxa" w:w="80"/>
+              <w:right w:type="dxa" w:w="120"/>
+            </w:tcMar>
+          </w:tcPr>
+          <w:p>
+            <w:pPr>
+              <w:keepNext/>
+              <w:keepLines/>
+              <w:jc w:val="left"/>
+            </w:pPr>
+            <w:r>
+              <w:rPr>
+                <w:rFonts w:ascii="Arial" w:cs="Arial" w:eastAsia="Arial" w:hAnsi="Arial"/>
+                <w:b w:val="false"/>
+                <w:bCs w:val="false"/>
+                <w:sz w:val="20"/>
+                <w:szCs w:val="20"/>
+              </w:rPr>
+              <w:t xml:space="preserve">Not applied. random_state was already set.</w:t>
+            </w:r>
+          </w:p>
+        </w:tc>
+      </w:tr>
+      <w:tr>
+        <w:trPr>
+          <w:cantSplit/>
+        </w:trPr>
+        <w:tc>
+          <w:tcPr>
+            <w:tcW w:type="dxa" w:w="4300"/>
+            <w:tcBorders>
+              <w:top w:val="single" w:color="BFBFBF" w:sz="4"/>
+              <w:left w:val="single" w:color="BFBFBF" w:sz="4"/>
+              <w:bottom w:val="single" w:color="BFBFBF" w:sz="4"/>
+              <w:right w:val="single" w:color="BFBFBF" w:sz="4"/>
+            </w:tcBorders>
+            <w:tcMar>
+              <w:top w:type="dxa" w:w="80"/>
+              <w:left w:type="dxa" w:w="120"/>
+              <w:bottom w:type="dxa" w:w="80"/>
+              <w:right w:type="dxa" w:w="120"/>
+            </w:tcMar>
+          </w:tcPr>
+          <w:p>
+            <w:pPr>
+              <w:keepNext w:val="false"/>
+              <w:keepLines/>
+              <w:jc w:val="left"/>
+            </w:pPr>
+            <w:r>
+              <w:rPr>
+                <w:rFonts w:ascii="Arial" w:cs="Arial" w:eastAsia="Arial" w:hAnsi="Arial"/>
+                <w:b w:val="false"/>
+                <w:bCs w:val="false"/>
+                <w:sz w:val="20"/>
+                <w:szCs w:val="20"/>
+              </w:rPr>
+              <w:t xml:space="preserve">No cross-validation, hyperparameter search or permutation importance</w:t>
+            </w:r>
+          </w:p>
+        </w:tc>
+        <w:tc>
+          <w:tcPr>
+            <w:tcW w:type="dxa" w:w="4726"/>
+            <w:tcBorders>
+              <w:top w:val="single" w:color="BFBFBF" w:sz="4"/>
+              <w:left w:val="single" w:color="BFBFBF" w:sz="4"/>
+              <w:bottom w:val="single" w:color="BFBFBF" w:sz="4"/>
+              <w:right w:val="single" w:color="BFBFBF" w:sz="4"/>
+            </w:tcBorders>
+            <w:tcMar>
+              <w:top w:type="dxa" w:w="80"/>
+              <w:left w:type="dxa" w:w="120"/>
+              <w:bottom w:type="dxa" w:w="80"/>
+              <w:right w:type="dxa" w:w="120"/>
+            </w:tcMar>
+          </w:tcPr>
+          <w:p>
+            <w:pPr>
+              <w:keepNext w:val="false"/>
+              <w:keepLines/>
+              <w:jc w:val="left"/>
+            </w:pPr>
+            <w:r>
+              <w:rPr>
+                <w:rFonts w:ascii="Arial" w:cs="Arial" w:eastAsia="Arial" w:hAnsi="Arial"/>
+                <w:b w:val="false"/>
+                <w:bCs w:val="false"/>
+                <w:sz w:val="20"/>
+                <w:szCs w:val="20"/>
+              </w:rPr>
+              <w:t xml:space="preserve">Not applied to keep the project simple. Added to future scope.</w:t>
+            </w:r>
+          </w:p>
+        </w:tc>
+      </w:tr>
+    </w:tbl>
+    <w:p>
+      <w:pPr>
+        <w:spacing w:after="200"/>
+      </w:pPr>
+    </w:p>
+    <w:p>
+      <w:pPr>
+        <w:spacing w:after="140" w:line="300"/>
+        <w:jc w:val="both"/>
+      </w:pPr>
+      <w:r>
+        <w:rPr>
+          <w:rFonts w:ascii="Arial" w:cs="Arial" w:eastAsia="Arial" w:hAnsi="Arial"/>
+          <w:sz w:val="22"/>
+          <w:szCs w:val="22"/>
+        </w:rPr>
+        <w:t xml:space="preserve">This shows that AI tools are useful for finding improvements quickly, but their suggestions still need to be verified by the developer.</w:t>
+      </w:r>
+    </w:p>
+    <w:p>
+      <w:pPr>
         <w:pStyle w:val="Heading1"/>
       </w:pPr>
       <w:r>
@@ -4885,7 +6385,25 @@
           <w:sz w:val="22"/>
           <w:szCs w:val="22"/>
         </w:rPr>
-        <w:t xml:space="preserve">Tune the models and handle the class imbalance for rare attacks, for example with class weights or SMOTE oversampling.</w:t>
+        <w:t xml:space="preserve">Add cross-validation, tune the models and handle the class imbalance for rare attacks, for example with class weights or SMOTE oversampling.</w:t>
+      </w:r>
+    </w:p>
+    <w:p>
+      <w:pPr>
+        <w:pStyle w:val="ListParagraph"/>
+        <w:numPr>
+          <w:ilvl w:val="0"/>
+          <w:numId w:val="2"/>
+        </w:numPr>
+        <w:spacing w:after="80" w:line="290"/>
+      </w:pPr>
+      <w:r>
+        <w:rPr>
+          <w:rFonts w:ascii="Arial" w:cs="Arial" w:eastAsia="Arial" w:hAnsi="Arial"/>
+          <w:sz w:val="22"/>
+          <w:szCs w:val="22"/>
+        </w:rPr>
+        <w:t xml:space="preserve">Use permutation importance for a more reliable feature ranking.</w:t>
       </w:r>
     </w:p>
     <w:p>
